--- a/doc/06-frontend-guide.docx
+++ b/doc/06-frontend-guide.docx
@@ -538,6 +538,24 @@
         <w:rPr>
           <w:rStyle w:val="VerbatimChar"/>
         </w:rPr>
+        <w:t xml:space="preserve">    appInfo.js            the About text: name, version, license, author,</w:t>
+      </w:r>
+      <w:r>
+        <w:br/>
+      </w:r>
+      <w:r>
+        <w:rPr>
+          <w:rStyle w:val="VerbatimChar"/>
+        </w:rPr>
+        <w:t xml:space="preserve">                          contributors, tech stack</w:t>
+      </w:r>
+      <w:r>
+        <w:br/>
+      </w:r>
+      <w:r>
+        <w:rPr>
+          <w:rStyle w:val="VerbatimChar"/>
+        </w:rPr>
         <w:t xml:space="preserve">    api/client.js         one place where the API is called</w:t>
       </w:r>
       <w:r>
@@ -574,7 +592,7 @@
         <w:rPr>
           <w:rStyle w:val="VerbatimChar"/>
         </w:rPr>
-        <w:t xml:space="preserve">                          AssetTypeIcon, Turnstile</w:t>
+        <w:t xml:space="preserve">                          AboutDialog, AssetTypeIcon, Turnstile</w:t>
       </w:r>
       <w:r>
         <w:br/>
@@ -601,7 +619,7 @@
         <w:rPr>
           <w:rStyle w:val="VerbatimChar"/>
         </w:rPr>
-        <w:t xml:space="preserve">    hooks/useColumnFilters.js</w:t>
+        <w:t xml:space="preserve">    hooks/                useColumnFilters.js, useAppIcon.js</w:t>
       </w:r>
       <w:r>
         <w:br/>
@@ -2801,7 +2819,7 @@
       </w:r>
     </w:p>
     <w:bookmarkEnd w:id="24"/>
-    <w:bookmarkStart w:id="26" w:name="layout-and-navigation"/>
+    <w:bookmarkStart w:id="27" w:name="layout-and-navigation"/>
     <w:p>
       <w:pPr>
         <w:pStyle w:val="Heading1"/>
@@ -2869,6 +2887,33 @@
           <w:rStyle w:val="VerbatimChar"/>
         </w:rPr>
         <w:t xml:space="preserve">    aside (sidebar, hidden below lg)</w:t>
+      </w:r>
+      <w:r>
+        <w:br/>
+      </w:r>
+      <w:r>
+        <w:rPr>
+          <w:rStyle w:val="VerbatimChar"/>
+        </w:rPr>
+        <w:t xml:space="preserve">      header row: app icon + name + bell</w:t>
+      </w:r>
+      <w:r>
+        <w:br/>
+      </w:r>
+      <w:r>
+        <w:rPr>
+          <w:rStyle w:val="VerbatimChar"/>
+        </w:rPr>
+        <w:t xml:space="preserve">      nav list</w:t>
+      </w:r>
+      <w:r>
+        <w:br/>
+      </w:r>
+      <w:r>
+        <w:rPr>
+          <w:rStyle w:val="VerbatimChar"/>
+        </w:rPr>
+        <w:t xml:space="preserve">      footer: user email, Logout, About (info button)</w:t>
       </w:r>
       <w:r>
         <w:br/>
@@ -3130,9 +3175,93 @@
         <w:t xml:space="preserve">instead of toasts.</w:t>
       </w:r>
     </w:p>
-    <w:bookmarkStart w:id="25" w:name="notifications"/>
     <w:p>
       <w:pPr>
+        <w:pStyle w:val="Compact"/>
+        <w:numPr>
+          <w:ilvl w:val="0"/>
+          <w:numId w:val="1005"/>
+        </w:numPr>
+      </w:pPr>
+      <w:r>
+        <w:t xml:space="preserve">The sidebar header is</w:t>
+      </w:r>
+      <w:r>
+        <w:t xml:space="preserve"> </w:t>
+      </w:r>
+      <w:r>
+        <w:rPr>
+          <w:rStyle w:val="VerbatimChar"/>
+        </w:rPr>
+        <w:t xml:space="preserve">icon + &lt;span class="min-w-0 flex-1 truncate"&gt; + bell with shrink-0</w:t>
+      </w:r>
+      <w:r>
+        <w:t xml:space="preserve">. The name used to be a text node inside a truncating flex</w:t>
+      </w:r>
+      <w:r>
+        <w:t xml:space="preserve"> </w:t>
+      </w:r>
+      <w:r>
+        <w:t xml:space="preserve">container, where</w:t>
+      </w:r>
+      <w:r>
+        <w:t xml:space="preserve"> </w:t>
+      </w:r>
+      <w:r>
+        <w:rPr>
+          <w:rStyle w:val="VerbatimChar"/>
+        </w:rPr>
+        <w:t xml:space="preserve">truncate</w:t>
+      </w:r>
+      <w:r>
+        <w:t xml:space="preserve"> </w:t>
+      </w:r>
+      <w:r>
+        <w:t xml:space="preserve">cannot reach it, so at</w:t>
+      </w:r>
+      <w:r>
+        <w:t xml:space="preserve"> </w:t>
+      </w:r>
+      <w:r>
+        <w:rPr>
+          <w:rStyle w:val="VerbatimChar"/>
+        </w:rPr>
+        <w:t xml:space="preserve">w-64</w:t>
+      </w:r>
+      <w:r>
+        <w:t xml:space="preserve"> </w:t>
+      </w:r>
+      <w:r>
+        <w:t xml:space="preserve">“Asset Manager”</w:t>
+      </w:r>
+      <w:r>
+        <w:t xml:space="preserve"> </w:t>
+      </w:r>
+      <w:r>
+        <w:t xml:space="preserve">ran</w:t>
+      </w:r>
+      <w:r>
+        <w:t xml:space="preserve"> </w:t>
+      </w:r>
+      <w:r>
+        <w:t xml:space="preserve">under the bell. Keep the truncation on a real flex item and keep the bell</w:t>
+      </w:r>
+      <w:r>
+        <w:t xml:space="preserve"> </w:t>
+      </w:r>
+      <w:r>
+        <w:rPr>
+          <w:rStyle w:val="VerbatimChar"/>
+        </w:rPr>
+        <w:t xml:space="preserve">shrink-0</w:t>
+      </w:r>
+      <w:r>
+        <w:t xml:space="preserve">.</w:t>
+      </w:r>
+    </w:p>
+    <w:bookmarkStart w:id="25" w:name="about-overlay"/>
+    <w:p>
+      <w:pPr>
         <w:pStyle w:val="Heading2"/>
       </w:pPr>
       <w:r>
@@ -3145,7 +3274,7 @@
         <w:tab/>
       </w:r>
       <w:r>
-        <w:t xml:space="preserve">Notifications</w:t>
+        <w:t xml:space="preserve">About overlay</w:t>
       </w:r>
     </w:p>
     <w:p>
@@ -3156,67 +3285,109 @@
         <w:rPr>
           <w:rStyle w:val="VerbatimChar"/>
         </w:rPr>
-        <w:t xml:space="preserve">NotificationsContext</w:t>
-      </w:r>
-      <w:r>
-        <w:t xml:space="preserve"> </w:t>
-      </w:r>
-      <w:r>
-        <w:t xml:space="preserve">loads the list plus the unread count on mount and then</w:t>
-      </w:r>
-      <w:r>
-        <w:t xml:space="preserve"> </w:t>
-      </w:r>
-      <w:r>
-        <w:t xml:space="preserve">polls every 60 seconds while signed in.</w:t>
-      </w:r>
-      <w:r>
-        <w:t xml:space="preserve"> </w:t>
-      </w:r>
-      <w:r>
-        <w:rPr>
-          <w:rStyle w:val="VerbatimChar"/>
-        </w:rPr>
-        <w:t xml:space="preserve">markRead</w:t>
-      </w:r>
-      <w:r>
-        <w:t xml:space="preserve"> </w:t>
-      </w:r>
-      <w:r>
-        <w:t xml:space="preserve">/</w:t>
-      </w:r>
-      <w:r>
-        <w:t xml:space="preserve"> </w:t>
-      </w:r>
-      <w:r>
-        <w:rPr>
-          <w:rStyle w:val="VerbatimChar"/>
-        </w:rPr>
-        <w:t xml:space="preserve">markAllRead</w:t>
-      </w:r>
-      <w:r>
-        <w:t xml:space="preserve"> </w:t>
-      </w:r>
-      <w:r>
-        <w:t xml:space="preserve">update local</w:t>
-      </w:r>
-      <w:r>
-        <w:t xml:space="preserve"> </w:t>
-      </w:r>
-      <w:r>
-        <w:t xml:space="preserve">state first and fire the API call after, so the badge reacts instantly; a</w:t>
-      </w:r>
-      <w:r>
-        <w:t xml:space="preserve"> </w:t>
-      </w:r>
-      <w:r>
-        <w:t xml:space="preserve">failed request is swallowed. Errors on the polling call are also ignored — a</w:t>
-      </w:r>
-      <w:r>
-        <w:t xml:space="preserve"> </w:t>
-      </w:r>
-      <w:r>
-        <w:t xml:space="preserve">notification outage must never blank the app.</w:t>
+        <w:t xml:space="preserve">components/AboutDialog.jsx</w:t>
+      </w:r>
+      <w:r>
+        <w:t xml:space="preserve"> </w:t>
+      </w:r>
+      <w:r>
+        <w:t xml:space="preserve">is the read-only About panel: name, version,</w:t>
+      </w:r>
+      <w:r>
+        <w:t xml:space="preserve"> </w:t>
+      </w:r>
+      <w:r>
+        <w:t xml:space="preserve">license badge, overview, feature list, license link, author with GitHub /</w:t>
+      </w:r>
+      <w:r>
+        <w:t xml:space="preserve"> </w:t>
+      </w:r>
+      <w:r>
+        <w:t xml:space="preserve">LinkedIn / email buttons, contributors, tech stack, repository and issue links.</w:t>
+      </w:r>
+      <w:r>
+        <w:t xml:space="preserve"> </w:t>
+      </w:r>
+      <w:r>
+        <w:t xml:space="preserve">Every string comes from</w:t>
+      </w:r>
+      <w:r>
+        <w:t xml:space="preserve"> </w:t>
+      </w:r>
+      <w:r>
+        <w:rPr>
+          <w:rStyle w:val="VerbatimChar"/>
+        </w:rPr>
+        <w:t xml:space="preserve">appInfo.js</w:t>
+      </w:r>
+      <w:r>
+        <w:t xml:space="preserve">; the component takes</w:t>
+      </w:r>
+      <w:r>
+        <w:t xml:space="preserve"> </w:t>
+      </w:r>
+      <w:r>
+        <w:rPr>
+          <w:rStyle w:val="VerbatimChar"/>
+        </w:rPr>
+        <w:t xml:space="preserve">open</w:t>
+      </w:r>
+      <w:r>
+        <w:t xml:space="preserve">,</w:t>
+      </w:r>
+      <w:r>
+        <w:t xml:space="preserve"> </w:t>
+      </w:r>
+      <w:r>
+        <w:rPr>
+          <w:rStyle w:val="VerbatimChar"/>
+        </w:rPr>
+        <w:t xml:space="preserve">onClose</w:t>
+      </w:r>
+      <w:r>
+        <w:t xml:space="preserve"> </w:t>
+      </w:r>
+      <w:r>
+        <w:t xml:space="preserve">and</w:t>
+      </w:r>
+      <w:r>
+        <w:t xml:space="preserve"> </w:t>
+      </w:r>
+      <w:r>
+        <w:t xml:space="preserve">an optional</w:t>
+      </w:r>
+      <w:r>
+        <w:t xml:space="preserve"> </w:t>
+      </w:r>
+      <w:r>
+        <w:rPr>
+          <w:rStyle w:val="VerbatimChar"/>
+        </w:rPr>
+        <w:t xml:space="preserve">icon</w:t>
+      </w:r>
+      <w:r>
+        <w:t xml:space="preserve"> </w:t>
+      </w:r>
+      <w:r>
+        <w:t xml:space="preserve">(the branding data URL from</w:t>
+      </w:r>
+      <w:r>
+        <w:t xml:space="preserve"> </w:t>
+      </w:r>
+      <w:r>
+        <w:rPr>
+          <w:rStyle w:val="VerbatimChar"/>
+        </w:rPr>
+        <w:t xml:space="preserve">hooks/useAppIcon.js</w:t>
+      </w:r>
+      <w:r>
+        <w:t xml:space="preserve">, falling</w:t>
+      </w:r>
+      <w:r>
+        <w:t xml:space="preserve"> </w:t>
+      </w:r>
+      <w:r>
+        <w:t xml:space="preserve">back to a neutral mark).</w:t>
       </w:r>
     </w:p>
     <w:p>
@@ -3224,57 +3395,337 @@
         <w:pStyle w:val="BodyText"/>
       </w:pPr>
       <w:r>
-        <w:rPr>
-          <w:rStyle w:val="VerbatimChar"/>
-        </w:rPr>
-        <w:t xml:space="preserve">NotificationBell</w:t>
-      </w:r>
-      <w:r>
-        <w:t xml:space="preserve"> </w:t>
-      </w:r>
-      <w:r>
-        <w:t xml:space="preserve">is mounted twice (sidebar and compact header) and takes an</w:t>
-      </w:r>
-      <w:r>
-        <w:t xml:space="preserve"> </w:t>
-      </w:r>
-      <w:r>
-        <w:rPr>
-          <w:rStyle w:val="VerbatimChar"/>
-        </w:rPr>
-        <w:t xml:space="preserve">align</w:t>
-      </w:r>
-      <w:r>
-        <w:t xml:space="preserve"> </w:t>
-      </w:r>
-      <w:r>
-        <w:t xml:space="preserve">prop.</w:t>
-      </w:r>
-      <w:r>
-        <w:t xml:space="preserve"> </w:t>
-      </w:r>
-      <w:r>
-        <w:rPr>
-          <w:rStyle w:val="VerbatimChar"/>
-        </w:rPr>
-        <w:t xml:space="preserve">NotificationBanner</w:t>
-      </w:r>
-      <w:r>
-        <w:t xml:space="preserve"> </w:t>
-      </w:r>
-      <w:r>
-        <w:t xml:space="preserve">sits at the top of the Dashboard for the</w:t>
-      </w:r>
-      <w:r>
-        <w:t xml:space="preserve"> </w:t>
-      </w:r>
-      <w:r>
-        <w:t xml:space="preserve">newest unread items.</w:t>
+        <w:t xml:space="preserve">It is mounted from two places — the sidebar footer button and the Settings</w:t>
+      </w:r>
+      <w:r>
+        <w:t xml:space="preserve"> </w:t>
+      </w:r>
+      <w:r>
+        <w:rPr>
+          <w:rStyle w:val="VerbatimChar"/>
+        </w:rPr>
+        <w:t xml:space="preserve">AboutCard</w:t>
+      </w:r>
+      <w:r>
+        <w:t xml:space="preserve"> </w:t>
+      </w:r>
+      <w:r>
+        <w:t xml:space="preserve">— and is portalled to</w:t>
+      </w:r>
+      <w:r>
+        <w:t xml:space="preserve"> </w:t>
+      </w:r>
+      <w:r>
+        <w:rPr>
+          <w:rStyle w:val="VerbatimChar"/>
+        </w:rPr>
+        <w:t xml:space="preserve">&lt;body&gt;</w:t>
+      </w:r>
+      <w:r>
+        <w:t xml:space="preserve"> </w:t>
+      </w:r>
+      <w:r>
+        <w:t xml:space="preserve">for the same reason as the</w:t>
+      </w:r>
+      <w:r>
+        <w:t xml:space="preserve"> </w:t>
+      </w:r>
+      <w:r>
+        <w:t xml:space="preserve">notification panel: the compact header uses</w:t>
+      </w:r>
+      <w:r>
+        <w:t xml:space="preserve"> </w:t>
+      </w:r>
+      <w:r>
+        <w:rPr>
+          <w:rStyle w:val="VerbatimChar"/>
+        </w:rPr>
+        <w:t xml:space="preserve">backdrop-blur</w:t>
+      </w:r>
+      <w:r>
+        <w:t xml:space="preserve">, and a</w:t>
+      </w:r>
+      <w:r>
+        <w:t xml:space="preserve"> </w:t>
+      </w:r>
+      <w:r>
+        <w:rPr>
+          <w:rStyle w:val="VerbatimChar"/>
+        </w:rPr>
+        <w:t xml:space="preserve">backdrop-filter</w:t>
+      </w:r>
+      <w:r>
+        <w:t xml:space="preserve"> </w:t>
+      </w:r>
+      <w:r>
+        <w:t xml:space="preserve">ancestor would clip a</w:t>
+      </w:r>
+      <w:r>
+        <w:t xml:space="preserve"> </w:t>
+      </w:r>
+      <w:r>
+        <w:rPr>
+          <w:rStyle w:val="VerbatimChar"/>
+        </w:rPr>
+        <w:t xml:space="preserve">position: fixed</w:t>
+      </w:r>
+      <w:r>
+        <w:t xml:space="preserve"> </w:t>
+      </w:r>
+      <w:r>
+        <w:t xml:space="preserve">overlay to that box.</w:t>
+      </w:r>
+      <w:r>
+        <w:t xml:space="preserve"> </w:t>
+      </w:r>
+      <w:r>
+        <w:t xml:space="preserve">Escape and an outside click close it; it fetches nothing of its own.</w:t>
+      </w:r>
+    </w:p>
+    <w:p>
+      <w:pPr>
+        <w:pStyle w:val="BodyText"/>
+      </w:pPr>
+      <w:r>
+        <w:t xml:space="preserve">Its width ladder is</w:t>
+      </w:r>
+      <w:r>
+        <w:t xml:space="preserve"> </w:t>
+      </w:r>
+      <w:r>
+        <w:rPr>
+          <w:rStyle w:val="VerbatimChar"/>
+        </w:rPr>
+        <w:t xml:space="preserve">calc(100vw-1.5rem)</w:t>
+      </w:r>
+      <w:r>
+        <w:t xml:space="preserve"> </w:t>
+      </w:r>
+      <w:r>
+        <w:t xml:space="preserve">on phones (edge to edge),</w:t>
+      </w:r>
+      <w:r>
+        <w:t xml:space="preserve"> </w:t>
+      </w:r>
+      <w:r>
+        <w:rPr>
+          <w:rStyle w:val="VerbatimChar"/>
+        </w:rPr>
+        <w:t xml:space="preserve">min(40rem, 100vw-2rem)</w:t>
+      </w:r>
+      <w:r>
+        <w:t xml:space="preserve"> </w:t>
+      </w:r>
+      <w:r>
+        <w:t xml:space="preserve">from 640px up, and</w:t>
+      </w:r>
+      <w:r>
+        <w:t xml:space="preserve"> </w:t>
+      </w:r>
+      <w:r>
+        <w:rPr>
+          <w:rStyle w:val="VerbatimChar"/>
+        </w:rPr>
+        <w:t xml:space="preserve">min(60rem, 58vw)</w:t>
+      </w:r>
+      <w:r>
+        <w:t xml:space="preserve"> </w:t>
+      </w:r>
+      <w:r>
+        <w:t xml:space="preserve">from 1280px — a</w:t>
+      </w:r>
+      <w:r>
+        <w:t xml:space="preserve"> </w:t>
+      </w:r>
+      <w:r>
+        <w:t xml:space="preserve">little over half a desktop window. Its height is capped at</w:t>
+      </w:r>
+      <w:r>
+        <w:t xml:space="preserve"> </w:t>
+      </w:r>
+      <w:r>
+        <w:rPr>
+          <w:rStyle w:val="VerbatimChar"/>
+        </w:rPr>
+        <w:t xml:space="preserve">100vh-7rem</w:t>
+      </w:r>
+      <w:r>
+        <w:t xml:space="preserve"> </w:t>
+      </w:r>
+      <w:r>
+        <w:t xml:space="preserve">(</w:t>
+      </w:r>
+      <w:r>
+        <w:rPr>
+          <w:rStyle w:val="VerbatimChar"/>
+        </w:rPr>
+        <w:t xml:space="preserve">100vh-3rem</w:t>
+      </w:r>
+      <w:r>
+        <w:t xml:space="preserve"> </w:t>
+      </w:r>
+      <w:r>
+        <w:t xml:space="preserve">on a phone), so it keeps a clear margin above and below instead of</w:t>
+      </w:r>
+      <w:r>
+        <w:t xml:space="preserve"> </w:t>
+      </w:r>
+      <w:r>
+        <w:t xml:space="preserve">filling the screen, and scrolls inside that box: a tall overlay never widens or</w:t>
+      </w:r>
+      <w:r>
+        <w:t xml:space="preserve"> </w:t>
+      </w:r>
+      <w:r>
+        <w:t xml:space="preserve">scrolls the page behind it.</w:t>
       </w:r>
     </w:p>
     <w:bookmarkEnd w:id="25"/>
+    <w:bookmarkStart w:id="26" w:name="notifications"/>
+    <w:p>
+      <w:pPr>
+        <w:pStyle w:val="Heading2"/>
+      </w:pPr>
+      <w:r>
+        <w:rPr>
+          <w:rStyle w:val="SectionNumber"/>
+        </w:rPr>
+        <w:t xml:space="preserve">6.2</w:t>
+      </w:r>
+      <w:r>
+        <w:tab/>
+      </w:r>
+      <w:r>
+        <w:t xml:space="preserve">Notifications</w:t>
+      </w:r>
+    </w:p>
+    <w:p>
+      <w:pPr>
+        <w:pStyle w:val="FirstParagraph"/>
+      </w:pPr>
+      <w:r>
+        <w:rPr>
+          <w:rStyle w:val="VerbatimChar"/>
+        </w:rPr>
+        <w:t xml:space="preserve">NotificationsContext</w:t>
+      </w:r>
+      <w:r>
+        <w:t xml:space="preserve"> </w:t>
+      </w:r>
+      <w:r>
+        <w:t xml:space="preserve">loads the list plus the unread count on mount and then</w:t>
+      </w:r>
+      <w:r>
+        <w:t xml:space="preserve"> </w:t>
+      </w:r>
+      <w:r>
+        <w:t xml:space="preserve">polls every 60 seconds while signed in.</w:t>
+      </w:r>
+      <w:r>
+        <w:t xml:space="preserve"> </w:t>
+      </w:r>
+      <w:r>
+        <w:rPr>
+          <w:rStyle w:val="VerbatimChar"/>
+        </w:rPr>
+        <w:t xml:space="preserve">markRead</w:t>
+      </w:r>
+      <w:r>
+        <w:t xml:space="preserve"> </w:t>
+      </w:r>
+      <w:r>
+        <w:t xml:space="preserve">/</w:t>
+      </w:r>
+      <w:r>
+        <w:t xml:space="preserve"> </w:t>
+      </w:r>
+      <w:r>
+        <w:rPr>
+          <w:rStyle w:val="VerbatimChar"/>
+        </w:rPr>
+        <w:t xml:space="preserve">markAllRead</w:t>
+      </w:r>
+      <w:r>
+        <w:t xml:space="preserve"> </w:t>
+      </w:r>
+      <w:r>
+        <w:t xml:space="preserve">update local</w:t>
+      </w:r>
+      <w:r>
+        <w:t xml:space="preserve"> </w:t>
+      </w:r>
+      <w:r>
+        <w:t xml:space="preserve">state first and fire the API call after, so the badge reacts instantly; a</w:t>
+      </w:r>
+      <w:r>
+        <w:t xml:space="preserve"> </w:t>
+      </w:r>
+      <w:r>
+        <w:t xml:space="preserve">failed request is swallowed. Errors on the polling call are also ignored — a</w:t>
+      </w:r>
+      <w:r>
+        <w:t xml:space="preserve"> </w:t>
+      </w:r>
+      <w:r>
+        <w:t xml:space="preserve">notification outage must never blank the app.</w:t>
+      </w:r>
+    </w:p>
+    <w:p>
+      <w:pPr>
+        <w:pStyle w:val="BodyText"/>
+      </w:pPr>
+      <w:r>
+        <w:rPr>
+          <w:rStyle w:val="VerbatimChar"/>
+        </w:rPr>
+        <w:t xml:space="preserve">NotificationBell</w:t>
+      </w:r>
+      <w:r>
+        <w:t xml:space="preserve"> </w:t>
+      </w:r>
+      <w:r>
+        <w:t xml:space="preserve">is mounted twice (sidebar and compact header) and takes an</w:t>
+      </w:r>
+      <w:r>
+        <w:t xml:space="preserve"> </w:t>
+      </w:r>
+      <w:r>
+        <w:rPr>
+          <w:rStyle w:val="VerbatimChar"/>
+        </w:rPr>
+        <w:t xml:space="preserve">align</w:t>
+      </w:r>
+      <w:r>
+        <w:t xml:space="preserve"> </w:t>
+      </w:r>
+      <w:r>
+        <w:t xml:space="preserve">prop.</w:t>
+      </w:r>
+      <w:r>
+        <w:t xml:space="preserve"> </w:t>
+      </w:r>
+      <w:r>
+        <w:rPr>
+          <w:rStyle w:val="VerbatimChar"/>
+        </w:rPr>
+        <w:t xml:space="preserve">NotificationBanner</w:t>
+      </w:r>
+      <w:r>
+        <w:t xml:space="preserve"> </w:t>
+      </w:r>
+      <w:r>
+        <w:t xml:space="preserve">sits at the top of the Dashboard for the</w:t>
+      </w:r>
+      <w:r>
+        <w:t xml:space="preserve"> </w:t>
+      </w:r>
+      <w:r>
+        <w:t xml:space="preserve">newest unread items.</w:t>
+      </w:r>
+    </w:p>
     <w:bookmarkEnd w:id="26"/>
-    <w:bookmarkStart w:id="29" w:name="forms-dynamicform"/>
+    <w:bookmarkEnd w:id="27"/>
+    <w:bookmarkStart w:id="30" w:name="forms-dynamicform"/>
     <w:p>
       <w:pPr>
         <w:pStyle w:val="Heading1"/>
@@ -3869,7 +4320,7 @@
         <w:t xml:space="preserve">two from 768 px up.</w:t>
       </w:r>
     </w:p>
-    <w:bookmarkStart w:id="27" w:name="Xf61b32172574382e2aa3c50707a690a6c9cb97c"/>
+    <w:bookmarkStart w:id="28" w:name="Xf61b32172574382e2aa3c50707a690a6c9cb97c"/>
     <w:p>
       <w:pPr>
         <w:pStyle w:val="Heading2"/>
@@ -4273,8 +4724,8 @@
         <w:t xml:space="preserve">saved values are the server’s answer, so client and server can never disagree.</w:t>
       </w:r>
     </w:p>
-    <w:bookmarkEnd w:id="27"/>
-    <w:bookmarkStart w:id="28" w:name="dropdown-options-are-fetched-separately"/>
+    <w:bookmarkEnd w:id="28"/>
+    <w:bookmarkStart w:id="29" w:name="dropdown-options-are-fetched-separately"/>
     <w:p>
       <w:pPr>
         <w:pStyle w:val="Heading2"/>
@@ -4440,9 +4891,9 @@
         <w:t xml:space="preserve">known trade-off; the API deliberately does not embed options.</w:t>
       </w:r>
     </w:p>
-    <w:bookmarkEnd w:id="28"/>
     <w:bookmarkEnd w:id="29"/>
-    <w:bookmarkStart w:id="31" w:name="asset-list"/>
+    <w:bookmarkEnd w:id="30"/>
+    <w:bookmarkStart w:id="32" w:name="asset-list"/>
     <w:p>
       <w:pPr>
         <w:pStyle w:val="Heading1"/>
@@ -5413,7 +5864,7 @@
         <w:t xml:space="preserve">) before the danger button enables.</w:t>
       </w:r>
     </w:p>
-    <w:bookmarkStart w:id="30" w:name="modals-mount-only-while-open"/>
+    <w:bookmarkStart w:id="31" w:name="modals-mount-only-while-open"/>
     <w:p>
       <w:pPr>
         <w:pStyle w:val="Heading2"/>
@@ -5460,9 +5911,9 @@
         <w:t xml:space="preserve">saved state, instead of showing last time’s unsaved edits.</w:t>
       </w:r>
     </w:p>
-    <w:bookmarkEnd w:id="30"/>
     <w:bookmarkEnd w:id="31"/>
-    <w:bookmarkStart w:id="32" w:name="other-pages"/>
+    <w:bookmarkEnd w:id="32"/>
+    <w:bookmarkStart w:id="33" w:name="other-pages"/>
     <w:p>
       <w:pPr>
         <w:pStyle w:val="Heading1"/>
@@ -6259,8 +6710,8 @@
         </w:tc>
       </w:tr>
     </w:tbl>
-    <w:bookmarkEnd w:id="32"/>
-    <w:bookmarkStart w:id="33" w:name="settings-cards"/>
+    <w:bookmarkEnd w:id="33"/>
+    <w:bookmarkStart w:id="34" w:name="settings-cards"/>
     <w:p>
       <w:pPr>
         <w:pStyle w:val="Heading1"/>
@@ -6591,6 +7042,44 @@
           </w:p>
         </w:tc>
       </w:tr>
+      <w:tr>
+        <w:tc>
+          <w:tcPr/>
+          <w:p>
+            <w:pPr>
+              <w:pStyle w:val="Compact"/>
+            </w:pPr>
+            <w:r>
+              <w:rPr>
+                <w:rStyle w:val="VerbatimChar"/>
+              </w:rPr>
+              <w:t xml:space="preserve">AboutCard</w:t>
+            </w:r>
+          </w:p>
+        </w:tc>
+        <w:tc>
+          <w:tcPr/>
+          <w:p>
+            <w:pPr>
+              <w:pStyle w:val="Compact"/>
+            </w:pPr>
+            <w:r>
+              <w:t xml:space="preserve">always</w:t>
+            </w:r>
+          </w:p>
+        </w:tc>
+        <w:tc>
+          <w:tcPr/>
+          <w:p>
+            <w:pPr>
+              <w:pStyle w:val="Compact"/>
+            </w:pPr>
+            <w:r>
+              <w:t xml:space="preserve">nothing — opens the read-only About overlay</w:t>
+            </w:r>
+          </w:p>
+        </w:tc>
+      </w:tr>
     </w:tbl>
     <w:p>
       <w:pPr>
@@ -6639,8 +7128,8 @@
         <w:t xml:space="preserve">a value.</w:t>
       </w:r>
     </w:p>
-    <w:bookmarkEnd w:id="33"/>
-    <w:bookmarkStart w:id="34" w:name="shared-ui-primitives-componentsui.jsx"/>
+    <w:bookmarkEnd w:id="34"/>
+    <w:bookmarkStart w:id="35" w:name="shared-ui-primitives-componentsui.jsx"/>
     <w:p>
       <w:pPr>
         <w:pStyle w:val="Heading1"/>
@@ -7326,8 +7815,8 @@
         <w:t xml:space="preserve">.</w:t>
       </w:r>
     </w:p>
-    <w:bookmarkEnd w:id="34"/>
-    <w:bookmarkStart w:id="35" w:name="styling-conventions"/>
+    <w:bookmarkEnd w:id="35"/>
+    <w:bookmarkStart w:id="36" w:name="styling-conventions"/>
     <w:p>
       <w:pPr>
         <w:pStyle w:val="Heading1"/>
@@ -7901,8 +8390,8 @@
         <w:t xml:space="preserve">(768 px) splits forms into two columns.</w:t>
       </w:r>
     </w:p>
-    <w:bookmarkEnd w:id="35"/>
-    <w:bookmarkStart w:id="36" w:name="dates"/>
+    <w:bookmarkEnd w:id="36"/>
+    <w:bookmarkStart w:id="37" w:name="dates"/>
     <w:p>
       <w:pPr>
         <w:pStyle w:val="Heading1"/>
@@ -8326,8 +8815,8 @@
         <w:t xml:space="preserve">.</w:t>
       </w:r>
     </w:p>
-    <w:bookmarkEnd w:id="36"/>
-    <w:bookmarkStart w:id="37" w:name="export-features"/>
+    <w:bookmarkEnd w:id="37"/>
+    <w:bookmarkStart w:id="38" w:name="export-features"/>
     <w:p>
       <w:pPr>
         <w:pStyle w:val="Heading1"/>
@@ -8808,8 +9297,8 @@
         <w:t xml:space="preserve">permission for the asset list.</w:t>
       </w:r>
     </w:p>
-    <w:bookmarkEnd w:id="37"/>
-    <w:bookmarkStart w:id="38" w:name="pwa-client-side"/>
+    <w:bookmarkEnd w:id="38"/>
+    <w:bookmarkStart w:id="39" w:name="pwa-client-side"/>
     <w:p>
       <w:pPr>
         <w:pStyle w:val="Heading1"/>
@@ -9334,8 +9823,8 @@
         <w:t xml:space="preserve">app.</w:t>
       </w:r>
     </w:p>
-    <w:bookmarkEnd w:id="38"/>
-    <w:bookmarkStart w:id="39" w:name="toasts-confirms-and-error-display"/>
+    <w:bookmarkEnd w:id="39"/>
+    <w:bookmarkStart w:id="40" w:name="toasts-confirms-and-error-display"/>
     <w:p>
       <w:pPr>
         <w:pStyle w:val="Heading1"/>
@@ -9617,8 +10106,8 @@
         <w:t xml:space="preserve">.</w:t>
       </w:r>
     </w:p>
-    <w:bookmarkEnd w:id="39"/>
-    <w:bookmarkStart w:id="40" w:name="adding-a-screen-the-checklist"/>
+    <w:bookmarkEnd w:id="40"/>
+    <w:bookmarkStart w:id="41" w:name="adding-a-screen-the-checklist"/>
     <w:p>
       <w:pPr>
         <w:pStyle w:val="Heading1"/>
@@ -10014,7 +10503,7 @@
         <w:t xml:space="preserve">before changing anything it already does.</w:t>
       </w:r>
     </w:p>
-    <w:bookmarkEnd w:id="40"/>
+    <w:bookmarkEnd w:id="41"/>
     <w:sectPr>
       <w:footerReference r:id="rId9" w:type="default"/>
       <w:footnotePr>
